--- a/public/files/Endorsement-Letter.docx
+++ b/public/files/Endorsement-Letter.docx
@@ -258,7 +258,7 @@
           <w:b/>
           <w:bCs/>
         </w:rPr>
-        <w:t xml:space="preserve">DAVIE B. MALMADRID</w:t>
+        <w:t>DAVIE B. BALMADRID</w:t>
       </w:r>
     </w:p>
     <w:p>
